--- a/zht/docx/177.content.docx
+++ b/zht/docx/177.content.docx
@@ -435,18 +435,12 @@
           <w:lang w:val="zh_TW" w:bidi="zh_TW"/>
         </w:rPr>
       </w:r>
-      <w:hyperlink r:id="rId13">
-        <w:r>
-          <w:rPr>
-            <w:lang w:val="zh_TW" w:bidi="zh_TW"/>
-          </w:rPr>
-          <w:rPr>
-            <w:color w:val="0000EE"/>
-            <w:u w:val="single"/>
-          </w:rPr>
-          <w:t>提摩太後書4:10</w:t>
-        </w:r>
-      </w:hyperlink>
+      <w:r>
+        <w:rPr>
+          <w:lang w:val="zh_TW" w:bidi="zh_TW"/>
+        </w:rPr>
+        <w:t>提摩太後書4:10</w:t>
+      </w:r>
     </w:p>
     <w:p>
       <w:pPr>
@@ -459,18 +453,12 @@
           <w:lang w:val="zh_TW" w:bidi="zh_TW"/>
         </w:rPr>
       </w:r>
-      <w:hyperlink r:id="rId14">
-        <w:r>
-          <w:rPr>
-            <w:lang w:val="zh_TW" w:bidi="zh_TW"/>
-          </w:rPr>
-          <w:rPr>
-            <w:color w:val="0000EE"/>
-            <w:u w:val="single"/>
-          </w:rPr>
-          <w:t>加拉太書2:1–2</w:t>
-        </w:r>
-      </w:hyperlink>
+      <w:r>
+        <w:rPr>
+          <w:lang w:val="zh_TW" w:bidi="zh_TW"/>
+        </w:rPr>
+        <w:t>加拉太書2:1–2</w:t>
+      </w:r>
     </w:p>
     <w:p>
       <w:pPr>
@@ -483,18 +471,12 @@
           <w:lang w:val="zh_TW" w:bidi="zh_TW"/>
         </w:rPr>
       </w:r>
-      <w:hyperlink r:id="rId15">
-        <w:r>
-          <w:rPr>
-            <w:lang w:val="zh_TW" w:bidi="zh_TW"/>
-          </w:rPr>
-          <w:rPr>
-            <w:color w:val="0000EE"/>
-            <w:u w:val="single"/>
-          </w:rPr>
-          <w:t>加拉太書2:3–5</w:t>
-        </w:r>
-      </w:hyperlink>
+      <w:r>
+        <w:rPr>
+          <w:lang w:val="zh_TW" w:bidi="zh_TW"/>
+        </w:rPr>
+        <w:t>加拉太書2:3–5</w:t>
+      </w:r>
     </w:p>
     <w:p>
       <w:pPr>
@@ -507,18 +489,12 @@
           <w:lang w:val="zh_TW" w:bidi="zh_TW"/>
         </w:rPr>
       </w:r>
-      <w:hyperlink r:id="rId16">
-        <w:r>
-          <w:rPr>
-            <w:lang w:val="zh_TW" w:bidi="zh_TW"/>
-          </w:rPr>
-          <w:rPr>
-            <w:color w:val="0000EE"/>
-            <w:u w:val="single"/>
-          </w:rPr>
-          <w:t>提多書1:4</w:t>
-        </w:r>
-      </w:hyperlink>
+      <w:r>
+        <w:rPr>
+          <w:lang w:val="zh_TW" w:bidi="zh_TW"/>
+        </w:rPr>
+        <w:t>提多書1:4</w:t>
+      </w:r>
     </w:p>
     <w:p>
       <w:pPr>
@@ -772,18 +748,12 @@
           <w:lang w:val="zh_TW" w:bidi="zh_TW"/>
         </w:rPr>
       </w:r>
-      <w:hyperlink r:id="rId17">
-        <w:r>
-          <w:rPr>
-            <w:lang w:val="zh_TW" w:bidi="zh_TW"/>
-          </w:rPr>
-          <w:rPr>
-            <w:color w:val="0000EE"/>
-            <w:u w:val="single"/>
-          </w:rPr>
-          <w:t>帖撒羅尼迦前書3:2</w:t>
-        </w:r>
-      </w:hyperlink>
+      <w:r>
+        <w:rPr>
+          <w:lang w:val="zh_TW" w:bidi="zh_TW"/>
+        </w:rPr>
+        <w:t>帖撒羅尼迦前書3:2</w:t>
+      </w:r>
     </w:p>
     <w:p>
       <w:pPr>
@@ -796,18 +766,12 @@
           <w:lang w:val="zh_TW" w:bidi="zh_TW"/>
         </w:rPr>
       </w:r>
-      <w:hyperlink r:id="rId18">
-        <w:r>
-          <w:rPr>
-            <w:lang w:val="zh_TW" w:bidi="zh_TW"/>
-          </w:rPr>
-          <w:rPr>
-            <w:color w:val="0000EE"/>
-            <w:u w:val="single"/>
-          </w:rPr>
-          <w:t>提摩太前書1:2</w:t>
-        </w:r>
-      </w:hyperlink>
+      <w:r>
+        <w:rPr>
+          <w:lang w:val="zh_TW" w:bidi="zh_TW"/>
+        </w:rPr>
+        <w:t>提摩太前書1:2</w:t>
+      </w:r>
     </w:p>
     <w:p>
       <w:pPr>
@@ -820,18 +784,12 @@
           <w:lang w:val="zh_TW" w:bidi="zh_TW"/>
         </w:rPr>
       </w:r>
-      <w:hyperlink r:id="rId19">
-        <w:r>
-          <w:rPr>
-            <w:lang w:val="zh_TW" w:bidi="zh_TW"/>
-          </w:rPr>
-          <w:rPr>
-            <w:color w:val="0000EE"/>
-            <w:u w:val="single"/>
-          </w:rPr>
-          <w:t>使徒行傳16:3</w:t>
-        </w:r>
-      </w:hyperlink>
+      <w:r>
+        <w:rPr>
+          <w:lang w:val="zh_TW" w:bidi="zh_TW"/>
+        </w:rPr>
+        <w:t>使徒行傳16:3</w:t>
+      </w:r>
     </w:p>
     <w:p>
       <w:pPr>
@@ -844,18 +802,12 @@
           <w:lang w:val="zh_TW" w:bidi="zh_TW"/>
         </w:rPr>
       </w:r>
-      <w:hyperlink r:id="rId20">
-        <w:r>
-          <w:rPr>
-            <w:lang w:val="zh_TW" w:bidi="zh_TW"/>
-          </w:rPr>
-          <w:rPr>
-            <w:color w:val="0000EE"/>
-            <w:u w:val="single"/>
-          </w:rPr>
-          <w:t>歌羅西書1:1</w:t>
-        </w:r>
-      </w:hyperlink>
+      <w:r>
+        <w:rPr>
+          <w:lang w:val="zh_TW" w:bidi="zh_TW"/>
+        </w:rPr>
+        <w:t>歌羅西書1:1</w:t>
+      </w:r>
     </w:p>
     <w:p>
       <w:pPr>
@@ -868,18 +820,12 @@
           <w:lang w:val="zh_TW" w:bidi="zh_TW"/>
         </w:rPr>
       </w:r>
-      <w:hyperlink r:id="rId21">
-        <w:r>
-          <w:rPr>
-            <w:lang w:val="zh_TW" w:bidi="zh_TW"/>
-          </w:rPr>
-          <w:rPr>
-            <w:color w:val="0000EE"/>
-            <w:u w:val="single"/>
-          </w:rPr>
-          <w:t>腓利門書1:1</w:t>
-        </w:r>
-      </w:hyperlink>
+      <w:r>
+        <w:rPr>
+          <w:lang w:val="zh_TW" w:bidi="zh_TW"/>
+        </w:rPr>
+        <w:t>腓利門書1:1</w:t>
+      </w:r>
     </w:p>
     <w:p>
       <w:pPr>
@@ -892,18 +838,12 @@
           <w:lang w:val="zh_TW" w:bidi="zh_TW"/>
         </w:rPr>
       </w:r>
-      <w:hyperlink r:id="rId22">
-        <w:r>
-          <w:rPr>
-            <w:lang w:val="zh_TW" w:bidi="zh_TW"/>
-          </w:rPr>
-          <w:rPr>
-            <w:color w:val="0000EE"/>
-            <w:u w:val="single"/>
-          </w:rPr>
-          <w:t>腓立比書1:1</w:t>
-        </w:r>
-      </w:hyperlink>
+      <w:r>
+        <w:rPr>
+          <w:lang w:val="zh_TW" w:bidi="zh_TW"/>
+        </w:rPr>
+        <w:t>腓立比書1:1</w:t>
+      </w:r>
     </w:p>
     <w:p>
       <w:pPr>
@@ -916,18 +856,12 @@
           <w:lang w:val="zh_TW" w:bidi="zh_TW"/>
         </w:rPr>
       </w:r>
-      <w:hyperlink r:id="rId23">
-        <w:r>
-          <w:rPr>
-            <w:lang w:val="zh_TW" w:bidi="zh_TW"/>
-          </w:rPr>
-          <w:rPr>
-            <w:color w:val="0000EE"/>
-            <w:u w:val="single"/>
-          </w:rPr>
-          <w:t>腓立比書2:19</w:t>
-        </w:r>
-      </w:hyperlink>
+      <w:r>
+        <w:rPr>
+          <w:lang w:val="zh_TW" w:bidi="zh_TW"/>
+        </w:rPr>
+        <w:t>腓立比書2:19</w:t>
+      </w:r>
     </w:p>
     <w:p>
       <w:pPr>
